--- a/example_articles/states/Nevada/1.states_Nevada_New_York_Times.docx
+++ b/example_articles/states/Nevada/1.states_Nevada_New_York_Times.docx
@@ -27,17 +27,17 @@
     </w:p>
     <w:p>
       <w:r>
-        <w:t>Source File: NYT/25.DOCX</w:t>
+        <w:t>Source file: NYT/25.DOCX</w:t>
       </w:r>
     </w:p>
     <w:p>
       <w:r>
-        <w:t>Raw locations result: ['Nevada']</w:t>
+        <w:t>Raw locations result, 'locations': ['Nevada']</w:t>
       </w:r>
     </w:p>
     <w:p>
       <w:r>
-        <w:t>states_stand_flat (Standardized): Nevada</w:t>
+        <w:t>Standardized locations result, 'states_stand_flat': Nevada</w:t>
       </w:r>
     </w:p>
     <w:p>

--- a/example_articles/states/Nevada/1.states_Nevada_New_York_Times.docx
+++ b/example_articles/states/Nevada/1.states_Nevada_New_York_Times.docx
@@ -7,7 +7,7 @@
         <w:pStyle w:val="Heading1"/>
       </w:pPr>
       <w:r>
-        <w:t>Macron, Confronting Yellow Vest Protests in France, Promises Relief</w:t>
+        <w:t>Trump and Clinton Are Victorious; Bush Drops Out as Field Narrows</w:t>
       </w:r>
     </w:p>
     <w:p>
@@ -17,17 +17,17 @@
     </w:p>
     <w:p>
       <w:r>
-        <w:t>Date: 2018-12-10</w:t>
+        <w:t>Date: 2016-02-21</w:t>
       </w:r>
     </w:p>
     <w:p>
       <w:r>
-        <w:t>Section: WORLD; europe</w:t>
+        <w:t>Section: Section A; Column 0; National Desk; Pg. 1</w:t>
       </w:r>
     </w:p>
     <w:p>
       <w:r>
-        <w:t>Source file: NYT/25.DOCX</w:t>
+        <w:t>Source file: NYT/33.DOCX</w:t>
       </w:r>
     </w:p>
     <w:p>
@@ -49,83 +49,76 @@
     </w:p>
     <w:p>
       <w:r>
-        <w:t>PARIS — Faced with violent protests and calls for his resignation, President Emmanuel Macron of France said Monday that he had heard the anger of the many whose economic suffering has burst into the open in recent weeks and that he would take immediate steps to relieve their hardship.</w:t>
+        <w:t>LAS VEGAS --  Buoyed by the support of minority voters and enthusiastic workers in the city's big casinos, Hillary Clinton defeated Senator Bernie Sanders in the Nevada caucuses on Saturday, thwarting his momentum and proving to an anxious Democratic Party that she can assemble a broad coalition to carry her to the general election.</w:t>
         <w:br/>
-        <w:t>Mr. Macron's mea culpa on national television signaled a remarkable step back from his ambitions to reshape France's economy and become the European Union's foremost leader. For now, his chief goal is shoring up his own political support in France.</w:t>
+        <w:t xml:space="preserve">Mrs. Clinton's team breathed a sigh of relief as the results of the often-unpredictable campaign made clear that she had rebounded after her crushing defeat in the New Hampshire primary. At a caucus at the famed Caesars Palace, blackjack dealers, pit bosses, cooks and housekeepers excitedly declared their support for the former secretary of state. </w:t>
         <w:br/>
-        <w:t>He announced tax cuts and income increases for the struggling middle class and working poor, vowing to raise the pay of workers earning the minimum wage. He promised to listen to the voices of the country, to its small-town mayors and its working people.</w:t>
+        <w:t xml:space="preserve">  Voters in many predominantly Hispanic and black neighborhoods backed Mrs. Clinton after she worked hard to connect with them, most notably when she comforted a tearful young Latina who feared her parents would be deported. That moment was turned into a powerful ad here for Mrs. Clinton, whose message of solidarity with minority voters stood in contrast to Mr. Sanders's more esoteric attacks on Wall Street and the campaign finance system.</w:t>
         <w:br/>
-        <w:t>"There is anger, anger and indignation that many French share," he said in 13-minute prerecorded speech from the Elysée, the presidential palace.</w:t>
+        <w:t xml:space="preserve">  With votes from 92 percent of caucus precincts counted, Mrs. Clinton had won 52.6 percent, while Mr. Sanders had drawn 47.3 percent in relatively modest turnout. Mrs. Clinton had been far ahead in the polls until recently, when Mr. Sanders became better known here and struck fear into the Clinton campaign that he might prevail in Nevada and deal her a serious setback.</w:t>
         <w:br/>
-        <w:t>Mr. Macron's words and planned actions framed an attempt by a politicianregarded as aloof and imperious to connect with ordinary citizens in Europe's           third-largest economy.</w:t>
+        <w:t xml:space="preserve">  In her victory speech Saturday afternoon, in a ballroom at Caesars Palace, Mrs. Clinton devoted her campaign to ''hotel and casino workers who never wavered'' and ''the thousands of men and women with kids to raise, bills to pay and dreams that won't die.'' She used plural pronouns like ''we'' and ''us'' more than usual, as opposed to leaning on ''I,'' a clear attempt to make her campaign about voters as Mr. Sanders has done powerfully.</w:t>
         <w:br/>
-        <w:t>The speech followed a month of turmoil in which a movement known as the Yellow Vestsrampaged through Paris and other French cities. The movement, which began as a revolt against a fuel tax increase, has morphed into an angry rebuke of Mr. Macron and his government's failure to focus on what his critics call France's forgotten middle class.</w:t>
+        <w:t xml:space="preserve">  ''We look at our country and see so much that isn't working the way it should,'' Mrs. Clinton said. ''Americans are right to be angry, but we're also hungry for real solutions,'' she added, a line that seemed aimed at aggrieved voters who like the urgency of Mr. Sanders but may doubt he can enact his ambitious agenda.</w:t>
         <w:br/>
-        <w:t>Attempting to show that he understood, Mr. Macron acknowledged the anger of "the couple who earn salaries that do not finish the month, and who get up every day early and come home late." He sympathized with "the single mother, a widow, a divorcée," whose life is no longer worth living, he said, and "has no more hope."</w:t>
+        <w:t xml:space="preserve">  Mrs. Clinton's victory was a serious setback for Mr. Sanders, who campaigned hard in Nevada in hopes that a surge of Latino and black voters would heed his call for a political revolution.</w:t>
         <w:br/>
-        <w:t>Mr. Macron recognized the anger too, he said, of retired people of small means who have "contributed all their lives and often helped both parents and children, and no longer make ends meet."</w:t>
+        <w:t xml:space="preserve">  Mr. Sanders delivered a bullish concession speech on Saturday, saying that his message had inspired historic numbers of young and working people to vote and that it would lead to victories in the Super Tuesday primaries on March 1 and ultimately the Democratic nomination.</w:t>
         <w:br/>
-        <w:t>And in a rare admission of having fallen short, he said he took responsibility for having not responded more quickly, saying that he realized that people had the impression that he had "other priorities" and was not concerned about their problems.</w:t>
+        <w:t xml:space="preserve">  ''We have come a very long way in nine months,'' Mr. Sanders said. ''The wind is at our backs. We have the momentum. And I believe that when Democrats assemble in Philadelphia in July at that convention, we are going to see the results of one of the great political upsets in the history of the United States.''</w:t>
         <w:br/>
-        <w:t>Mr. Macron said that the details of his relief steps would be announced by Prime Minister Édouard Phillipe in Parliament on Tuesday, but that there would be a supplement of 100 euros, or about $115, to workers earning the monthly minimum wage starting in January; that taxes on overtime pay would be eliminated and that retirees whose earnings are less than 2,000 euros a month, about $2,270, would no longer be asked to pay a recent increase in social security taxes.</w:t>
+        <w:t xml:space="preserve">  Yet in the view of several political analysts, Mrs. Clinton's victory in Nevada and proven popularity with minority voters increases the likelihood of her winning the South Carolina primary on Saturday and many of the Super Tuesday contests, which would put her on even more certain path to the party's nomination.</w:t>
         <w:br/>
-        <w:t>Whether Mr. Macron's actions will ease the deep-seated resentment toward him in France was unclear at best. So were the particulars of his proposals, which could translate into less in people's pockets than he made it sound.</w:t>
+        <w:t xml:space="preserve">  Robert Shrum, a longtime strategist for presidential campaigns, said that with Mrs. Clinton's Nevada win, ''most Democrats will conclude -- again -- that she will be the nominee.''</w:t>
         <w:br/>
-        <w:t>Criticisms came quickly from many of Mr. Macron's political opponents, who said his proposals fell far short of people's needs. More sobering for Mr. Macron could be the disappointment of many in the Yellow Vests movement who said his proposals did not speak to their needs.</w:t>
+        <w:t xml:space="preserve">  Mrs. Clinton had for months considered Nevada a haven that would provide a welcome shift from the mostly white electorates of New Hampshire and Iowa. But in recent weeks, Mr. Sanders's populist message began to take hold and polls tightened. Her campaign, bracing for another loss, seemed to look beyond Nevada to the contest next weekend in South Carolina.</w:t>
         <w:br/>
-        <w:t>While some protesters welcomed the president's announcements as a first gesture, and a few praised him for his contrition, many more criticized what they called "half measures."</w:t>
+        <w:t xml:space="preserve">  Still, early organizing in the state and a last-minute on-the-ground push by Mrs. Clinton's campaign and its supporters paid off. And Mrs. Clinton, who is typically a reserved presence on the trail, seemed to embrace the quirkiness of campaigning in Las Vegas, posing for photographs with Britney Spears, who was in town for her show at Planet Hollywood, and even receiving the endorsement of 500 sex workers, mostly from Carson City brothels, who formed the ''Hookers 4 Hillary'' group.</w:t>
         <w:br/>
-        <w:t>On the dozens of Facebook groups dedicated to the movement that have buzzed over the past month, a majority of Yellow Vests protesters said they felt it was too little, too late. A number expressed dismay that he had not even mentioned the Yellow Vests movement by name.</w:t>
+        <w:t xml:space="preserve">  Less than an hour before the caucuses began, Mrs. Clinton was shaking hands in the employee cafeteria at Harrah's casino. ''I need your help this morning, in the showroom at 11 a.m.,'' she told the predominantly Spanish-speaking workers.</w:t>
         <w:br/>
-        <w:t>"There are a lot of forgotten," one user, Bruno Ceneda, said in the movement's main group. "And the others only have the crumbs left."</w:t>
+        <w:t xml:space="preserve">  Several Hispanic voters cheered Mrs. Clinton with enthusiasm. ''She'll change immigration. She'll change the economy. She'll change todo!'' said Dora Gonzalez, 54, a casino porter at the Bellagio, using the Spanish word for everything.</w:t>
         <w:br/>
-        <w:t>"He is kidding us," said another, Jean-Jacques Brial.</w:t>
+        <w:t xml:space="preserve">  ''And she's a mujer!'' added her friend Elba Pinera, 51, originally from Honduras, using the Spanish word for woman.</w:t>
         <w:br/>
-        <w:t>Political analysts suggested that appeasing the anger toward Mr. Macron would require significantly more than what he promised.</w:t>
+        <w:t xml:space="preserve">  Mr. Sanders, who performed well in the predominantly white states of Iowa and New Hampshire, is now under pressure to show that he can attract the broad cross-section of Democrats necessary to remain competitive with Mrs. Clinton.</w:t>
         <w:br/>
-        <w:t>"When one listens to the Yellow Vests, one hears many different demands, but there is more and more agreement that Emmanuel Macron should resign," said Thomas Snégaroff, a professor of political science at Sciences Po in Paris. "The people allude to the French Revolution, 'We have to cut off the head of the king.'"</w:t>
+        <w:t xml:space="preserve">  Mr. Sanders did appeal to a good number of Hispanic voters: According to entrance polls by Edison Research, he was ahead of Mrs. Clinton among Hispanics. These numbers may not reflect the final vote tally, however, because Mrs. Clinton was performing strongly in heavily Hispanic neighborhoods around Clark County, which encompasses Las Vegas. Mrs. Clinton won 60 percent of the delegates in the 22 Latino-majority precincts that had reported results on Saturday night, according to her campaign aides.</w:t>
         <w:br/>
-        <w:t>At the same time, many do not believe his departure would improve their situation, suggesting they are not sure themselves what would truly improve their lives.</w:t>
+        <w:t xml:space="preserve">  Mr. Sanders fared poorly among African-American voters, earning support from only 22 percent of them, according to the entrance polls.</w:t>
         <w:br/>
-        <w:t>Mr. Macron, elected in 2017 to a five-year term, came into office promising to make France more economically competitive. One of his early moves was to cut taxes on the wealthy to stimulate investment. Such changes alienated many working people who called him a "president of the rich."</w:t>
+        <w:t xml:space="preserve">  Sanders advisers acknowledged on Saturday that his weak performance with African-Americans meant he could face significant difficulties in the South Carolina primary and the Super Tuesday states, many of which have large African-American populations. Mr. Sanders has been reluctant to reshape his political message to appeal more sharply or dramatically to black voters -- which he did not do in his concession speech here -- and political analysts said that time was running out to show he could expand his base of support.</w:t>
         <w:br/>
-        <w:t>But Mr. Macron has shown little inclination to resign. His new political party holds an overwhelming majority in France's legislature, and Mr. Macron enjoys considerable support among business leaders and many urban residents. But nationally, his popularity has collapsed and his domestic reform program has come under attack. To appease protesters, he has already canceledthe hated fuel tax increase.</w:t>
+        <w:t xml:space="preserve">  ''When will Sanders prove that he can win a state with a big minority population? That has to be his top goal right now, and he's far from it,'' said Brent F. Nelsen, a political scientist at Furman University in South Carolina. ''A lot of Sanders loyalists here are confused why African-Americans aren't supporting Bernie, since he's speaking their economic language. But a lot of blacks here and elsewhere also care about personal loyalty and relationships, and Clinton has a strong edge there.''</w:t>
         <w:br/>
-        <w:t>Beyond France, Mr. Macron's problems also mean problems for the European Union, already roiled by populist political forces and Britain's increasingly chaotic and uncertain plans to leave.</w:t>
+        <w:t xml:space="preserve">  Mr. Sanders's earlier surges in Iowa, where he nearly tied Mrs. Clinton, and in New Hampshire came at a high price, according to campaign finance data released on Saturday. He spent $35 million in January, an enormous amount, and ended the month with half as much cash on hand as Mrs. Clinton, after out-raising her by several million dollars.</w:t>
         <w:br/>
-        <w:t>For more than a year, Mr. Macron has positioned himself as the natural heir to Chancellor Angela Merkel of Germany as the bloc's dominant political figure. He has put himself forward, at times, as an establishment champion for a Continent besieged by far-right populism and has called for reforming the euro currency union and building a European army.</w:t>
+        <w:t xml:space="preserve">  In Nevada, Mrs. Clinton benefited from deep connections to the state. Robby Mook, her campaign manager, had served as her Nevada director when she narrowly defeated Mr. Obama here in 2008. Her current state director, Emmy Ruiz, delivered a victory in Nevada to Mr. Obama in his 2012 re-election campaign.</w:t>
         <w:br/>
-        <w:t>But now Mr. Macron is focused on his own political survival, and Ms. Merkel's political twilight has suddenly arrived, as her fellow conservatives in Germany last week elected her successor as party leader. Ms. Merkel remains chancellor, for now, but her diminished stature only accentuates a potential leadership vacuum in Europe.</w:t>
+        <w:t xml:space="preserve">  Her support among labor also ran deep, even though the Culinary Workers Union, which represents 57,000 members, many of whom are Latino, declined to endorse a candidate. But on Thursday, Senator Harry Reid of Nevada, who also remained neutral, said in an interview he had spoken to D. Taylor, the head of the union's parent group, to make sure its members could have paid time off to participate in the caucuses, a move that operatives in the state believed helped tip the race in Mrs. Clinton's favor. </w:t>
         <w:br/>
-        <w:t>"With Macron, you had a very ambitious European agenda from a young president urging European renewal and reform," said Pierre Vimont, a former French ambassador to the United States. "But here we see a more subdued president facing a difficult situation, and whose prospects to shape the next European Commission are not as good as before."</w:t>
+        <w:t xml:space="preserve">  She overwhelmingly defeated Mr. Sanders in the caucuses that were held at six major Las Vegas casinos, including Harrah's, the Wynn and New York-New York, which heavily drew working-class minority voters.</w:t>
         <w:br/>
-        <w:t>Earlier in the day, Mr. Macron's political vulnerability was on full display. He consulted with representatives of the major unions — a move he had largely spurned before — and met with business leaders, associations representing local politicians and parliamentary leaders, whose support he will need if he wants to push through new legislation.</w:t>
+        <w:t xml:space="preserve">  Before the 2008 election, Mr. Reid lobbied for Nevada to be among the early-voting states, arguing that its mix of urban and rural areas, and a population that is nearly half minority, could indicate how candidates would fare among a more diverse electorate. ''If you're my color and you start school, you'll be in a minority in Clark County,'' Mr. Reid said Thursday in an interview, referring to the state's most populous county.</w:t>
         <w:br/>
-        <w:t>The notice to reporters announcing the Monday meetings made no pretense about their significance. "At this serious moment for the nation, the president is bringing together all forces, political, local, economic and social, to hear their voices, their proposals and with the objective of mobilizing them for action," it said.</w:t>
+        <w:t xml:space="preserve">  The state has just six electoral votes in the general election, but its population reflects the composition of other potential Western battlegrounds like Colorado, Arizona and New Mexico.</w:t>
         <w:br/>
-        <w:t>The criticism of Mr. Macron is that too often he has consulted only with a tight circle of advisers, or relied on himself. Early in his presidency, when his popularity levels were high, he tended to portray his role asa "Jupiterian" president, and his bold style pleased those who had long regarded France as in desperate need of change. It was also a departure from the style of his predecessor, François Hollande, who called himself a "normal" president — a description many French thought diminished the office.</w:t>
+        <w:t xml:space="preserve">  The Nevada results were personally important for Mrs. Clinton, who struggled in 2008 to win caucus states, though she prevailed here against Barack Obama. In this campaign, she has won the two caucuses so far, here and in Iowa. Immediately following her speech, Mrs. Clinton flew to Houston for a rally. ''I'm on my way to Texas. Bill is on his way to Colorado. The fight goes on!'' she said.</w:t>
         <w:br/>
-        <w:t>But Mr. Macron's assured and sometimes even condescending tone has also backfired. He has often been dismissive of complaints and suggested the complainers were not trying hard enough. That has fed the feeling that he represents the elites and not the vast majority of the French. At the same time, lawmakers in Mr. Macron's political party have also been criticized for lacking roots in the working class.</w:t>
+        <w:t xml:space="preserve">  Find out what you need to know about the 2016 presidential race today, and get politics news updates via Facebook, Twitter and the First Draft newsletter.</w:t>
         <w:br/>
-        <w:t>"He has been insensitive to the kinds of popular concerns that make people feel they are drowning" said Pascal Perrineau, a professor of political science at Sciences Po. "He has not been a president who brings people together."</w:t>
         <w:br/>
-        <w:t>On Friday though, Mr. Macron began to try.</w:t>
+        <w:t>http://www.nytimes.com/2016/02/21/us/politics/nevada-caucus.html</w:t>
         <w:br/>
-        <w:t>Karl Olive, the mayor of Poissy, a town on the outskirts of the Paris metropolitan area, said Mr. Macron lacked a feel for ordinary people such as those who lived in his town. So he brought a group of mayors from his department, Yvelines, to explain to Mr. Macron how he needed to change.</w:t>
         <w:br/>
-        <w:t>The mayors insisted that Mr. Macron meet with them alone — and Mr. Olive said the president made a point of taking notes himself. The meeting was scheduled to last two hours, Mr. Olive said, but lasted nearly twice that long. "The president needs to understand that decisions have to come from the bottom up, the French people do not like it when it is top down," he said.</w:t>
+        <w:t>Graphic</w:t>
         <w:br/>
-        <w:t>Mr. Olive said many people in his town are not in the streets but agree with the concerns of the Yellow Vests. Yet, he said, they are open to hearing that Mr. Macron has had a change of heart. "They are looking for more social justice and a new program. He has to change the goals, but also changing the method is important," he said.</w:t>
         <w:br/>
-        <w:t xml:space="preserve">Aurelien Breeden and Elian Peltier contributed reporting from Paris, and Steven Erlanger from Brussels. </w:t>
+        <w:t xml:space="preserve"> </w:t>
         <w:br/>
-        <w:t>Related Articles</w:t>
+        <w:t>PHOTOS: Hillary Clinton at Caesars Palace on Saturday. She said her run was devoted to working people. (PHOTOGRAPH BY RUTH FREMSON/THE NEW YORK TIMES) (A1)</w:t>
         <w:br/>
-        <w:t>France's Yellow Vest Protests: The Movement That Has Put Paris on Edge</w:t>
-        <w:br/>
-        <w:t>French Police Crack Down on 'Yellow Vests' With Tear Gas and Over a Thousand Arrests</w:t>
-        <w:br/>
-        <w:t>Tear Gas Still Lingering, France's President Will Address the Nation</w:t>
+        <w:t xml:space="preserve"> Senator Bernie Sanders at a rally in Henderson, Nev. He gave a bullish concession speech Saturday, saying his message had inspired voters. (PHOTOGRAPH BY JIM YOUNG/REUTERS) (A19)</w:t>
       </w:r>
     </w:p>
     <w:sectPr>

--- a/example_articles/states/Nevada/1.states_Nevada_New_York_Times.docx
+++ b/example_articles/states/Nevada/1.states_Nevada_New_York_Times.docx
@@ -7,7 +7,7 @@
         <w:pStyle w:val="Heading1"/>
       </w:pPr>
       <w:r>
-        <w:t>Trump and Clinton Are Victorious; Bush Drops Out as Field Narrows</w:t>
+        <w:t>Rubio Stumps in Nevada, a State That Was His Other Childhood Home</w:t>
       </w:r>
     </w:p>
     <w:p>
@@ -17,17 +17,17 @@
     </w:p>
     <w:p>
       <w:r>
-        <w:t>Date: 2016-02-21</w:t>
+        <w:t>Date: 2016-02-23</w:t>
       </w:r>
     </w:p>
     <w:p>
       <w:r>
-        <w:t>Section: Section A; Column 0; National Desk; Pg. 1</w:t>
+        <w:t>Section: Section A; Column 0; National Desk; Pg. 20</w:t>
       </w:r>
     </w:p>
     <w:p>
       <w:r>
-        <w:t>Source file: NYT/33.DOCX</w:t>
+        <w:t>Source file: NYT/34.DOCX</w:t>
       </w:r>
     </w:p>
     <w:p>
@@ -49,66 +49,74 @@
     </w:p>
     <w:p>
       <w:r>
-        <w:t>LAS VEGAS --  Buoyed by the support of minority voters and enthusiastic workers in the city's big casinos, Hillary Clinton defeated Senator Bernie Sanders in the Nevada caucuses on Saturday, thwarting his momentum and proving to an anxious Democratic Party that she can assemble a broad coalition to carry her to the general election.</w:t>
+        <w:t>LAS VEGAS --  The neighborhoods of squat cinder-block bungalows on this city's north end do not usually produce a lot of Republicans.</w:t>
         <w:br/>
-        <w:t xml:space="preserve">Mrs. Clinton's team breathed a sigh of relief as the results of the often-unpredictable campaign made clear that she had rebounded after her crushing defeat in the New Hampshire primary. At a caucus at the famed Caesars Palace, blackjack dealers, pit bosses, cooks and housekeepers excitedly declared their support for the former secretary of state. </w:t>
+        <w:t xml:space="preserve">''This was always a Democratic area,'' said Mo Denis, the state senator who represents its mostly working-class residents and is, unsurprisingly, a lifelong Democrat. ''People got their start here.'' </w:t>
         <w:br/>
-        <w:t xml:space="preserve">  Voters in many predominantly Hispanic and black neighborhoods backed Mrs. Clinton after she worked hard to connect with them, most notably when she comforted a tearful young Latina who feared her parents would be deported. That moment was turned into a powerful ad here for Mrs. Clinton, whose message of solidarity with minority voters stood in contrast to Mr. Sanders's more esoteric attacks on Wall Street and the campaign finance system.</w:t>
+        <w:t xml:space="preserve">  One of the families that moved here looking to get its start was Marco Rubio's. And as Mr. Rubio's first cousin, Mr. Denis knows the family's story well.</w:t>
         <w:br/>
-        <w:t xml:space="preserve">  With votes from 92 percent of caucus precincts counted, Mrs. Clinton had won 52.6 percent, while Mr. Sanders had drawn 47.3 percent in relatively modest turnout. Mrs. Clinton had been far ahead in the polls until recently, when Mr. Sanders became better known here and struck fear into the Clinton campaign that he might prevail in Nevada and deal her a serious setback.</w:t>
+        <w:t xml:space="preserve">  The detour the Rubios took here for six years in the late 1970s and early '80s is not one of the better-known chapters in Mr. Rubio's life. Yet as he and his relatives recalled in interviews, it was a formative one.</w:t>
         <w:br/>
-        <w:t xml:space="preserve">  In her victory speech Saturday afternoon, in a ballroom at Caesars Palace, Mrs. Clinton devoted her campaign to ''hotel and casino workers who never wavered'' and ''the thousands of men and women with kids to raise, bills to pay and dreams that won't die.'' She used plural pronouns like ''we'' and ''us'' more than usual, as opposed to leaning on ''I,'' a clear attempt to make her campaign about voters as Mr. Sanders has done powerfully.</w:t>
+        <w:t xml:space="preserve">  More than 30 years after he and his family left, homesick for Miami and still looking for the better opportunities they could not find here, Mr. Rubio is returning to ask Nevada to help elect him president. With the state's Republican caucuses on Tuesday -- a contest that Mr. Rubio's campaign has poured considerable resources into, betting that a strong finish will bolster his status as the best candidate to unite his fractured party -- his experience here as an adolescent goes a long way in explaining how his conservative outlook took shape. It also leaves an intriguing question about what political identity he might have developed had he remained.</w:t>
         <w:br/>
-        <w:t xml:space="preserve">  ''We look at our country and see so much that isn't working the way it should,'' Mrs. Clinton said. ''Americans are right to be angry, but we're also hungry for real solutions,'' she added, a line that seemed aimed at aggrieved voters who like the urgency of Mr. Sanders but may doubt he can enact his ambitious agenda.</w:t>
+        <w:t xml:space="preserve">  Despite the circumstances that pulled many of his family members here toward the Democratic Party -- being Hispanic in a city that was then overwhelmingly white, joining unions and working as waiters, maintenance employees and hotel maids -- Mr. Rubio's time in Las Vegas would point him in a different direction.</w:t>
         <w:br/>
-        <w:t xml:space="preserve">  Mrs. Clinton's victory was a serious setback for Mr. Sanders, who campaigned hard in Nevada in hopes that a surge of Latino and black voters would heed his call for a political revolution.</w:t>
+        <w:t xml:space="preserve">  ''Who knows how our lives would have changed had we stayed,'' the senator said in an interview.</w:t>
         <w:br/>
-        <w:t xml:space="preserve">  Mr. Sanders delivered a bullish concession speech on Saturday, saying that his message had inspired historic numbers of young and working people to vote and that it would lead to victories in the Super Tuesday primaries on March 1 and ultimately the Democratic nomination.</w:t>
+        <w:t xml:space="preserve">  He recalls his time here fondly. In front of several hundred people on Sunday night at a casino about five miles from the house where he grew up here, Mr. Rubio talked of how his parents had found work in hotels -- his mother as a maid at the Imperial Palace and his father as a bartender at Sam's Town. ''Las Vegas,'' he said, ''for us will always be a place of new beginning and second chances.''</w:t>
         <w:br/>
-        <w:t xml:space="preserve">  ''We have come a very long way in nine months,'' Mr. Sanders said. ''The wind is at our backs. We have the momentum. And I believe that when Democrats assemble in Philadelphia in July at that convention, we are going to see the results of one of the great political upsets in the history of the United States.''</w:t>
+        <w:t xml:space="preserve">  The Las Vegas the Rubios moved to in 1979 was very different from Las Vegas today -- and even more different from the heavily Cuban Miami that they left in search of greater prosperity. Their neighborhood here was a mix of white, African-American and Hispanic families. And while pockets of Cubans were scattered throughout the city, being Hispanic to most people then meant you were Mexican.</w:t>
         <w:br/>
-        <w:t xml:space="preserve">  Yet in the view of several political analysts, Mrs. Clinton's victory in Nevada and proven popularity with minority voters increases the likelihood of her winning the South Carolina primary on Saturday and many of the Super Tuesday contests, which would put her on even more certain path to the party's nomination.</w:t>
+        <w:t xml:space="preserve">  Being in the minority was a new and at times disorienting feeling for young Marco, who went then by Tony, for his middle name, Antonio.</w:t>
         <w:br/>
-        <w:t xml:space="preserve">  Robert Shrum, a longtime strategist for presidential campaigns, said that with Mrs. Clinton's Nevada win, ''most Democrats will conclude -- again -- that she will be the nominee.''</w:t>
+        <w:t xml:space="preserve">  ''It was not a majority Hispanic school, or a majority Hispanic neighborhood or a majority Hispanic city at that time,'' Mr. Rubio said of the life he discovered as a third grader. ''And for my parents it was a barrier often.''</w:t>
         <w:br/>
-        <w:t xml:space="preserve">  Mrs. Clinton had for months considered Nevada a haven that would provide a welcome shift from the mostly white electorates of New Hampshire and Iowa. But in recent weeks, Mr. Sanders's populist message began to take hold and polls tightened. Her campaign, bracing for another loss, seemed to look beyond Nevada to the contest next weekend in South Carolina.</w:t>
+        <w:t xml:space="preserve">  Mr. Rubio, now 44, made friends in Las Vegas mostly with African-Americans. When he was in sixth grade, he was bused to a school in a predominantly black neighborhood. He played football on a team that was mostly black, and his father found that he identified more with the black football parents than with the others. Young Tony started watching ''Soul Train'' on Saturday mornings and listened to Afrika Bambaataa and Grandmaster Flash.</w:t>
         <w:br/>
-        <w:t xml:space="preserve">  Still, early organizing in the state and a last-minute on-the-ground push by Mrs. Clinton's campaign and its supporters paid off. And Mrs. Clinton, who is typically a reserved presence on the trail, seemed to embrace the quirkiness of campaigning in Las Vegas, posing for photographs with Britney Spears, who was in town for her show at Planet Hollywood, and even receiving the endorsement of 500 sex workers, mostly from Carson City brothels, who formed the ''Hookers 4 Hillary'' group.</w:t>
+        <w:t xml:space="preserve">  ''There was a mixture of folks that would give you a different view, a different perspective than perhaps he would have had in Miami,'' said Mr. Denis, who is a decade older than his cousin and has said he always considered Mr. Rubio ''like a little brother'' when they were growing up just a few blocks apart.</w:t>
         <w:br/>
-        <w:t xml:space="preserve">  Less than an hour before the caucuses began, Mrs. Clinton was shaking hands in the employee cafeteria at Harrah's casino. ''I need your help this morning, in the showroom at 11 a.m.,'' she told the predominantly Spanish-speaking workers.</w:t>
+        <w:t xml:space="preserve">  His sister, Michelle Denis, who is the same age as Mr. Rubio, described the awkwardness that she and her cousins sometimes felt growing up Hispanic at a time when their ethnicity was still relatively unusual among their neighbors and friends. The cousins, she said, would always talk to one another in English when they were by themselves. But as soon as their parents walked into the room, she said, they would switch almost instinctively to Spanish.</w:t>
         <w:br/>
-        <w:t xml:space="preserve">  Several Hispanic voters cheered Mrs. Clinton with enthusiasm. ''She'll change immigration. She'll change the economy. She'll change todo!'' said Dora Gonzalez, 54, a casino porter at the Bellagio, using the Spanish word for everything.</w:t>
+        <w:t xml:space="preserve">  When her parents would speak Spanish to her in public, her response was often one of embarrassment: ''Mom, don't talk like that!'' she said. ''People will see us.''</w:t>
         <w:br/>
-        <w:t xml:space="preserve">  ''And she's a mujer!'' added her friend Elba Pinera, 51, originally from Honduras, using the Spanish word for woman.</w:t>
+        <w:t xml:space="preserve">  The Rubios tried to find acceptance in other ways. For a time, they worshiped as Mormons. They converted at the urging of Mr. Denis's mother, Lola, but eventually switched back to Roman Catholicism.</w:t>
         <w:br/>
-        <w:t xml:space="preserve">  Mr. Sanders, who performed well in the predominantly white states of Iowa and New Hampshire, is now under pressure to show that he can attract the broad cross-section of Democrats necessary to remain competitive with Mrs. Clinton.</w:t>
+        <w:t xml:space="preserve">  The man who seemed to leave the biggest intellectual imprint on Mr. Rubio as a boy was his grandfather Pedro García, whom he called Papa. He lived with the Rubios in Las Vegas and became Tony's political guide star. A refugee who once worked for Fidel Castro's government but fled, Mr. García was a great admirer of American ingenuity, in both its political system and culture, and an unapologetic opponent of communism. In morning lessons and evening chats while Tony sat at his feet, he often emphasized the importance of the United States as the dominant world power so it could check aggression from dictators like Mr. Castro.</w:t>
         <w:br/>
-        <w:t xml:space="preserve">  Mr. Sanders did appeal to a good number of Hispanic voters: According to entrance polls by Edison Research, he was ahead of Mrs. Clinton among Hispanics. These numbers may not reflect the final vote tally, however, because Mrs. Clinton was performing strongly in heavily Hispanic neighborhoods around Clark County, which encompasses Las Vegas. Mrs. Clinton won 60 percent of the delegates in the 22 Latino-majority precincts that had reported results on Saturday night, according to her campaign aides.</w:t>
+        <w:t xml:space="preserve">  That stuck, Mr. Rubio said. ''He honestly, truly and deeply believed that America was this incredibly unique country,'' he said. ''You have to understand, he was born in 1899. There weren't even airplanes flying. And in 1969, he watched Americans walk on the moon. I know that had an impact on him because he pointed that out to me.''</w:t>
         <w:br/>
-        <w:t xml:space="preserve">  Mr. Sanders fared poorly among African-American voters, earning support from only 22 percent of them, according to the entrance polls.</w:t>
+        <w:t xml:space="preserve">  Mr. García's death in 1984, when Mr. Rubio was finishing middle school, helped hasten the Rubios' move back to Miami. In his memoir, ''An American Son,'' Mr. Rubio writes about how heartbroken he was. He quit football. His grades plummeted. He was eager to get back to Miami, ''the city filled with people like us,'' he wrote.</w:t>
         <w:br/>
-        <w:t xml:space="preserve">  Sanders advisers acknowledged on Saturday that his weak performance with African-Americans meant he could face significant difficulties in the South Carolina primary and the Super Tuesday states, many of which have large African-American populations. Mr. Sanders has been reluctant to reshape his political message to appeal more sharply or dramatically to black voters -- which he did not do in his concession speech here -- and political analysts said that time was running out to show he could expand his base of support.</w:t>
+        <w:t xml:space="preserve">  But his native city was a stranger to him then, too. ''I really didn't understand how different my experience was growing up in Las Vegas until we moved back to Miami,'' he said in an interview. ''In fact, it was a culture shock.''</w:t>
         <w:br/>
-        <w:t xml:space="preserve">  ''When will Sanders prove that he can win a state with a big minority population? That has to be his top goal right now, and he's far from it,'' said Brent F. Nelsen, a political scientist at Furman University in South Carolina. ''A lot of Sanders loyalists here are confused why African-Americans aren't supporting Bernie, since he's speaking their economic language. But a lot of blacks here and elsewhere also care about personal loyalty and relationships, and Clinton has a strong edge there.''</w:t>
+        <w:t xml:space="preserve">  Mr. Denis and his family remained in Las Vegas. He is still a Mormon. Today his home is just a short walk from where the Rubios lived. And one recent morning, as he toured the neighborhood where their old house sits on a corner lot, Mr. Denis pointed to the back porch where their grandfather had his room.</w:t>
         <w:br/>
-        <w:t xml:space="preserve">  Mr. Sanders's earlier surges in Iowa, where he nearly tied Mrs. Clinton, and in New Hampshire came at a high price, according to campaign finance data released on Saturday. He spent $35 million in January, an enormous amount, and ended the month with half as much cash on hand as Mrs. Clinton, after out-raising her by several million dollars.</w:t>
+        <w:t xml:space="preserve">  Mr. Denis said young Tony was a garrulous boy who said he either wanted to be president of the United States or commissioner of the National Football League someday. ''He always liked to talk'' Mr. Denis said. ''He talked politics. He talked sports.''</w:t>
         <w:br/>
-        <w:t xml:space="preserve">  In Nevada, Mrs. Clinton benefited from deep connections to the state. Robby Mook, her campaign manager, had served as her Nevada director when she narrowly defeated Mr. Obama here in 2008. Her current state director, Emmy Ruiz, delivered a victory in Nevada to Mr. Obama in his 2012 re-election campaign.</w:t>
+        <w:t xml:space="preserve">  With his slender build, glasses and bald dome, Mr. Denis does not much resemble his broad-shouldered, thick-haired cousin, a former college football player.</w:t>
         <w:br/>
-        <w:t xml:space="preserve">  Her support among labor also ran deep, even though the Culinary Workers Union, which represents 57,000 members, many of whom are Latino, declined to endorse a candidate. But on Thursday, Senator Harry Reid of Nevada, who also remained neutral, said in an interview he had spoken to D. Taylor, the head of the union's parent group, to make sure its members could have paid time off to participate in the caucuses, a move that operatives in the state believed helped tip the race in Mrs. Clinton's favor. </w:t>
+        <w:t xml:space="preserve">  The dissimilarities do not end there. While Mr. Rubio rarely passes on a chance to criticize President Obama, Mr. Denis, who has been in the State Legislature since 2004, was one of the president's Nevada spokesmen in 2012. The Obama campaign once sent him to speak outside an event where Mr. Rubio was campaigning for Mitt Romney.</w:t>
         <w:br/>
-        <w:t xml:space="preserve">  She overwhelmingly defeated Mr. Sanders in the caucuses that were held at six major Las Vegas casinos, including Harrah's, the Wynn and New York-New York, which heavily drew working-class minority voters.</w:t>
+        <w:t xml:space="preserve">  He said he was staying out of politicking this cycle. ''I love my cousin,'' he said. ''I don't agree with him politically. But at the same time, I don't want to mix, in this particular case, family with politics.''</w:t>
         <w:br/>
-        <w:t xml:space="preserve">  Before the 2008 election, Mr. Reid lobbied for Nevada to be among the early-voting states, arguing that its mix of urban and rural areas, and a population that is nearly half minority, could indicate how candidates would fare among a more diverse electorate. ''If you're my color and you start school, you'll be in a minority in Clark County,'' Mr. Reid said Thursday in an interview, referring to the state's most populous county.</w:t>
+        <w:t xml:space="preserve">  Asked if he could see himself voting for Mr. Rubio if he made the general election, Mr. Denis was candid. ''I would have a hard time,'' he said. ''At the end of the day, I'm still a Democrat.''</w:t>
         <w:br/>
-        <w:t xml:space="preserve">  The state has just six electoral votes in the general election, but its population reflects the composition of other potential Western battlegrounds like Colorado, Arizona and New Mexico.</w:t>
+        <w:t xml:space="preserve">  Other relatives, however, are coming around. Michelle Denis, who like her brother tended to support Democrats, has been helping Mr. Rubio's campaign. She and her cousin Elisa Slider, who is 36 and describes herself as one of the more conservative members of the family, spoke last week to a Hispanic politics club on Mr. Rubio's behalf.</w:t>
         <w:br/>
-        <w:t xml:space="preserve">  The Nevada results were personally important for Mrs. Clinton, who struggled in 2008 to win caucus states, though she prevailed here against Barack Obama. In this campaign, she has won the two caucuses so far, here and in Iowa. Immediately following her speech, Mrs. Clinton flew to Houston for a rally. ''I'm on my way to Texas. Bill is on his way to Colorado. The fight goes on!'' she said.</w:t>
+        <w:t xml:space="preserve">  ''I feel better about it,'' Ms. Denis said the other day, explaining how it took some time for her to see her cousin as someone who could lead the country. ''He's very knowledgeable. He studies. He knows what's going on in the world.''</w:t>
+        <w:br/>
+        <w:t xml:space="preserve">  Ms. Slider tends to be the one who galvanizes the cousins -- dozens of first, second and third cousins of Mr. Rubio's are scattered in and around Las Vegas -- to come to his campaign events.</w:t>
+        <w:br/>
+        <w:t xml:space="preserve">  ''We came from the same people. How do we see it so differently?'' she said, laughing off the family's political differences. ''In the end, we all hug each other.''</w:t>
+        <w:br/>
+        <w:t xml:space="preserve">  Sometimes, like at his rally on Sunday, there are so many cousins who come to see him that the campaign will reserve a section for them near the front. And sometimes, there are so many of them he does not have time to greet them all. He left the casino on Sunday night and rushed back to his hotel without saying hello.</w:t>
+        <w:br/>
+        <w:t xml:space="preserve">  Given their impressive numbers, Mr. Rubio said he has had to deliver a reminder to his staff on occasion: If someone walks in without a ticket saying they are one of his cousins -- even if they have blue eyes or blond hair -- they probably are.</w:t>
         <w:br/>
         <w:t xml:space="preserve">  Find out what you need to know about the 2016 presidential race today, and get politics news updates via Facebook, Twitter and the First Draft newsletter.</w:t>
         <w:br/>
         <w:br/>
-        <w:t>http://www.nytimes.com/2016/02/21/us/politics/nevada-caucus.html</w:t>
+        <w:t>http://www.nytimes.com/2016/02/23/us/politics/marco-rubio-las-vegas.html</w:t>
         <w:br/>
         <w:br/>
         <w:t>Graphic</w:t>
@@ -116,9 +124,9 @@
         <w:br/>
         <w:t xml:space="preserve"> </w:t>
         <w:br/>
-        <w:t>PHOTOS: Hillary Clinton at Caesars Palace on Saturday. She said her run was devoted to working people. (PHOTOGRAPH BY RUTH FREMSON/THE NEW YORK TIMES) (A1)</w:t>
+        <w:t>PHOTOS: A park, top, in the Las Vegas neighborhood where Marco Rubio spent part of his childhood and the home, above right, where his family lived. Las Vegas then was overwhelmingly white and very different from today. Mr. Rubio's family eventually returned to Miami, but he still has dozens of cousins in the area. Some, above left, joined him at a campaign event last year. (PHOTOGRAPHS BY ISAAC BREKKEN FOR THE NEW YORK TIMES</w:t>
         <w:br/>
-        <w:t xml:space="preserve"> Senator Bernie Sanders at a rally in Henderson, Nev. He gave a bullish concession speech Saturday, saying his message had inspired voters. (PHOTOGRAPH BY JIM YOUNG/REUTERS) (A19)</w:t>
+        <w:t xml:space="preserve"> ELISA SLIDER)</w:t>
       </w:r>
     </w:p>
     <w:sectPr>
